--- a/Historique des erreurs initiales identifiées par le validateur W3C avant les corrections.docx
+++ b/Historique des erreurs initiales identifiées par le validateur W3C avant les corrections.docx
@@ -209,10 +209,9 @@
           <w:szCs w:val="28"/>
           <w:lang w:val="fr-FR"/>
         </w:rPr>
-        <w:t>Devoir</w:t>
-      </w:r>
-      <w:bookmarkStart w:id="0" w:name="_GoBack"/>
-      <w:bookmarkEnd w:id="0"/>
+        <w:t xml:space="preserve">Devoir 1 </w:t>
+      </w:r>
+      <w:proofErr w:type="gramStart"/>
       <w:r>
         <w:rPr>
           <w:i/>
@@ -220,8 +219,9 @@
           <w:szCs w:val="28"/>
           <w:lang w:val="fr-FR"/>
         </w:rPr>
-        <w:t xml:space="preserve"> 1</w:t>
-      </w:r>
+        <w:t>|  Été</w:t>
+      </w:r>
+      <w:proofErr w:type="gramEnd"/>
       <w:r>
         <w:rPr>
           <w:i/>
@@ -229,35 +229,6 @@
           <w:szCs w:val="28"/>
           <w:lang w:val="fr-FR"/>
         </w:rPr>
-        <w:t xml:space="preserve"> </w:t>
-      </w:r>
-      <w:proofErr w:type="gramStart"/>
-      <w:r>
-        <w:rPr>
-          <w:i/>
-          <w:sz w:val="28"/>
-          <w:szCs w:val="28"/>
-          <w:lang w:val="fr-FR"/>
-        </w:rPr>
-        <w:t xml:space="preserve">| </w:t>
-      </w:r>
-      <w:r>
-        <w:rPr>
-          <w:i/>
-          <w:sz w:val="28"/>
-          <w:szCs w:val="28"/>
-          <w:lang w:val="fr-FR"/>
-        </w:rPr>
-        <w:t xml:space="preserve"> Été</w:t>
-      </w:r>
-      <w:proofErr w:type="gramEnd"/>
-      <w:r>
-        <w:rPr>
-          <w:i/>
-          <w:sz w:val="28"/>
-          <w:szCs w:val="28"/>
-          <w:lang w:val="fr-FR"/>
-        </w:rPr>
         <w:t xml:space="preserve"> 2026</w:t>
       </w:r>
     </w:p>
@@ -301,23 +272,25 @@
           <w:b/>
           <w:sz w:val="32"/>
           <w:szCs w:val="32"/>
-        </w:rPr>
-      </w:pPr>
-      <w:r>
-        <w:rPr>
-          <w:b/>
-          <w:sz w:val="32"/>
-          <w:szCs w:val="32"/>
+          <w:lang w:val="fr-FR"/>
+        </w:rPr>
+      </w:pPr>
+      <w:r>
+        <w:rPr>
+          <w:b/>
+          <w:sz w:val="32"/>
+          <w:szCs w:val="32"/>
+          <w:lang w:val="fr-FR"/>
         </w:rPr>
         <w:t xml:space="preserve">Nom &amp; </w:t>
       </w:r>
       <w:proofErr w:type="spellStart"/>
-      <w:proofErr w:type="gramStart"/>
-      <w:r>
-        <w:rPr>
-          <w:b/>
-          <w:sz w:val="32"/>
-          <w:szCs w:val="32"/>
+      <w:r>
+        <w:rPr>
+          <w:b/>
+          <w:sz w:val="32"/>
+          <w:szCs w:val="32"/>
+          <w:lang w:val="fr-FR"/>
         </w:rPr>
         <w:t>Prenom</w:t>
       </w:r>
@@ -327,25 +300,9 @@
           <w:b/>
           <w:sz w:val="32"/>
           <w:szCs w:val="32"/>
-        </w:rPr>
-        <w:t> :</w:t>
-      </w:r>
-      <w:proofErr w:type="gramEnd"/>
-      <w:r>
-        <w:rPr>
-          <w:b/>
-          <w:sz w:val="32"/>
-          <w:szCs w:val="32"/>
-        </w:rPr>
-        <w:t xml:space="preserve"> FELIX Yabens-K</w:t>
-      </w:r>
-      <w:r>
-        <w:rPr>
-          <w:b/>
-          <w:sz w:val="32"/>
-          <w:szCs w:val="32"/>
-        </w:rPr>
-        <w:t xml:space="preserve">ely, </w:t>
+          <w:lang w:val="fr-FR"/>
+        </w:rPr>
+        <w:t xml:space="preserve"> : FELIX Yabens-Kely, </w:t>
       </w:r>
     </w:p>
     <w:p>
@@ -355,13 +312,15 @@
           <w:b/>
           <w:sz w:val="32"/>
           <w:szCs w:val="32"/>
-        </w:rPr>
-      </w:pPr>
-      <w:r>
-        <w:rPr>
-          <w:b/>
-          <w:sz w:val="32"/>
-          <w:szCs w:val="32"/>
+          <w:lang w:val="fr-FR"/>
+        </w:rPr>
+      </w:pPr>
+      <w:r>
+        <w:rPr>
+          <w:b/>
+          <w:sz w:val="32"/>
+          <w:szCs w:val="32"/>
+          <w:lang w:val="fr-FR"/>
         </w:rPr>
         <w:t xml:space="preserve">Email : </w:t>
       </w:r>
@@ -372,6 +331,7 @@
             <w:b/>
             <w:sz w:val="32"/>
             <w:szCs w:val="32"/>
+            <w:lang w:val="fr-FR"/>
           </w:rPr>
           <w:t>isteah.yfelix@gmail.com</w:t>
         </w:r>
@@ -381,6 +341,7 @@
           <w:b/>
           <w:sz w:val="32"/>
           <w:szCs w:val="32"/>
+          <w:lang w:val="fr-FR"/>
         </w:rPr>
         <w:t>.</w:t>
       </w:r>
@@ -392,6 +353,7 @@
           <w:b/>
           <w:sz w:val="32"/>
           <w:szCs w:val="32"/>
+          <w:lang w:val="fr-FR"/>
         </w:rPr>
       </w:pPr>
     </w:p>
@@ -402,6 +364,7 @@
           <w:b/>
           <w:sz w:val="32"/>
           <w:szCs w:val="32"/>
+          <w:lang w:val="fr-FR"/>
         </w:rPr>
       </w:pPr>
     </w:p>
@@ -412,6 +375,7 @@
           <w:b/>
           <w:sz w:val="32"/>
           <w:szCs w:val="32"/>
+          <w:lang w:val="fr-FR"/>
         </w:rPr>
       </w:pPr>
     </w:p>
@@ -422,6 +386,7 @@
           <w:b/>
           <w:sz w:val="32"/>
           <w:szCs w:val="32"/>
+          <w:lang w:val="fr-FR"/>
         </w:rPr>
       </w:pPr>
     </w:p>
@@ -432,6 +397,7 @@
           <w:b/>
           <w:sz w:val="32"/>
           <w:szCs w:val="32"/>
+          <w:lang w:val="fr-FR"/>
         </w:rPr>
       </w:pPr>
     </w:p>
@@ -442,6 +408,7 @@
           <w:b/>
           <w:sz w:val="32"/>
           <w:szCs w:val="32"/>
+          <w:lang w:val="fr-FR"/>
         </w:rPr>
       </w:pPr>
     </w:p>
@@ -691,6 +658,7 @@
           <w:color w:val="000000"/>
           <w:sz w:val="21"/>
           <w:szCs w:val="21"/>
+          <w:lang w:val="fr-FR"/>
         </w:rPr>
       </w:pPr>
       <w:r>
@@ -698,8 +666,31 @@
           <w:rStyle w:val="HTMLCode"/>
           <w:color w:val="000000"/>
           <w:bdr w:val="dashed" w:sz="6" w:space="2" w:color="999999" w:frame="1"/>
-        </w:rPr>
-        <w:t>&lt;title&gt;</w:t>
+          <w:lang w:val="fr-FR"/>
+        </w:rPr>
+        <w:t>&lt;</w:t>
+      </w:r>
+      <w:proofErr w:type="spellStart"/>
+      <w:proofErr w:type="gramStart"/>
+      <w:r>
+        <w:rPr>
+          <w:rStyle w:val="HTMLCode"/>
+          <w:color w:val="000000"/>
+          <w:bdr w:val="dashed" w:sz="6" w:space="2" w:color="999999" w:frame="1"/>
+          <w:lang w:val="fr-FR"/>
+        </w:rPr>
+        <w:t>title</w:t>
+      </w:r>
+      <w:proofErr w:type="spellEnd"/>
+      <w:proofErr w:type="gramEnd"/>
+      <w:r>
+        <w:rPr>
+          <w:rStyle w:val="HTMLCode"/>
+          <w:color w:val="000000"/>
+          <w:bdr w:val="dashed" w:sz="6" w:space="2" w:color="999999" w:frame="1"/>
+          <w:lang w:val="fr-FR"/>
+        </w:rPr>
+        <w:t>&gt;</w:t>
       </w:r>
       <w:r>
         <w:rPr>
@@ -707,8 +698,31 @@
           <w:color w:val="000000"/>
           <w:bdr w:val="dashed" w:sz="6" w:space="2" w:color="999999" w:frame="1"/>
           <w:shd w:val="clear" w:color="auto" w:fill="FFFF80"/>
-        </w:rPr>
-        <w:t>&lt;/title&gt;</w:t>
+          <w:lang w:val="fr-FR"/>
+        </w:rPr>
+        <w:t>&lt;/</w:t>
+      </w:r>
+      <w:proofErr w:type="spellStart"/>
+      <w:r>
+        <w:rPr>
+          <w:rStyle w:val="HTMLCode"/>
+          <w:color w:val="000000"/>
+          <w:bdr w:val="dashed" w:sz="6" w:space="2" w:color="999999" w:frame="1"/>
+          <w:shd w:val="clear" w:color="auto" w:fill="FFFF80"/>
+          <w:lang w:val="fr-FR"/>
+        </w:rPr>
+        <w:t>title</w:t>
+      </w:r>
+      <w:proofErr w:type="spellEnd"/>
+      <w:r>
+        <w:rPr>
+          <w:rStyle w:val="HTMLCode"/>
+          <w:color w:val="000000"/>
+          <w:bdr w:val="dashed" w:sz="6" w:space="2" w:color="999999" w:frame="1"/>
+          <w:shd w:val="clear" w:color="auto" w:fill="FFFF80"/>
+          <w:lang w:val="fr-FR"/>
+        </w:rPr>
+        <w:t>&gt;</w:t>
       </w:r>
       <w:r>
         <w:rPr>
@@ -718,6 +732,7 @@
           <w:sz w:val="20"/>
           <w:szCs w:val="20"/>
           <w:bdr w:val="dashed" w:sz="6" w:space="2" w:color="999999" w:frame="1"/>
+          <w:lang w:val="fr-FR"/>
         </w:rPr>
         <w:t>↩</w:t>
       </w:r>
@@ -726,6 +741,7 @@
           <w:rStyle w:val="HTMLCode"/>
           <w:color w:val="000000"/>
           <w:bdr w:val="dashed" w:sz="6" w:space="2" w:color="999999" w:frame="1"/>
+          <w:lang w:val="fr-FR"/>
         </w:rPr>
         <w:t>&lt;/</w:t>
       </w:r>
@@ -735,10 +751,156 @@
           <w:rStyle w:val="HTMLCode"/>
           <w:color w:val="000000"/>
           <w:bdr w:val="dashed" w:sz="6" w:space="2" w:color="999999" w:frame="1"/>
+          <w:lang w:val="fr-FR"/>
         </w:rPr>
         <w:t>hea</w:t>
       </w:r>
       <w:proofErr w:type="spellEnd"/>
+    </w:p>
+    <w:p>
+      <w:pPr>
+        <w:tabs>
+          <w:tab w:val="left" w:pos="0"/>
+        </w:tabs>
+        <w:rPr>
+          <w:sz w:val="32"/>
+          <w:szCs w:val="32"/>
+          <w:lang w:val="fr-FR"/>
+        </w:rPr>
+      </w:pPr>
+    </w:p>
+    <w:p>
+      <w:pPr>
+        <w:pStyle w:val="success"/>
+        <w:pBdr>
+          <w:top w:val="single" w:sz="6" w:space="6" w:color="CCCCCC"/>
+          <w:left w:val="single" w:sz="6" w:space="6" w:color="CCCCCC"/>
+          <w:bottom w:val="single" w:sz="6" w:space="6" w:color="CCCCCC"/>
+          <w:right w:val="single" w:sz="6" w:space="6" w:color="CCCCCC"/>
+        </w:pBdr>
+        <w:shd w:val="clear" w:color="auto" w:fill="CCFFCC"/>
+        <w:spacing w:before="120" w:beforeAutospacing="0" w:after="120" w:afterAutospacing="0"/>
+        <w:rPr>
+          <w:rFonts w:ascii="Arial" w:hAnsi="Arial" w:cs="Arial"/>
+          <w:b/>
+          <w:bCs/>
+          <w:color w:val="000000"/>
+          <w:sz w:val="21"/>
+          <w:szCs w:val="21"/>
+          <w:lang w:val="fr-FR"/>
+        </w:rPr>
+      </w:pPr>
+      <w:r>
+        <w:rPr>
+          <w:rFonts w:ascii="Arial" w:hAnsi="Arial" w:cs="Arial"/>
+          <w:b/>
+          <w:bCs/>
+          <w:color w:val="000000"/>
+          <w:sz w:val="21"/>
+          <w:szCs w:val="21"/>
+          <w:lang w:val="fr-FR"/>
+        </w:rPr>
+        <w:t>Vérification des documents terminée. Aucune erreur ni avertissement à montrer.</w:t>
+      </w:r>
+    </w:p>
+    <w:p>
+      <w:pPr>
+        <w:pStyle w:val="msgmediatype"/>
+        <w:shd w:val="clear" w:color="auto" w:fill="FFFFFF"/>
+        <w:spacing w:before="0" w:beforeAutospacing="0" w:after="0" w:afterAutospacing="0"/>
+        <w:rPr>
+          <w:rFonts w:ascii="Arial" w:hAnsi="Arial" w:cs="Arial"/>
+          <w:color w:val="1F2126"/>
+          <w:sz w:val="20"/>
+          <w:szCs w:val="20"/>
+          <w:lang w:val="fr-FR"/>
+        </w:rPr>
+      </w:pPr>
+      <w:r>
+        <w:rPr>
+          <w:rFonts w:ascii="Arial" w:hAnsi="Arial" w:cs="Arial"/>
+          <w:color w:val="1F2126"/>
+          <w:sz w:val="20"/>
+          <w:szCs w:val="20"/>
+          <w:lang w:val="fr-FR"/>
+        </w:rPr>
+        <w:t>J’ai utilisé le parseur HTML.</w:t>
+      </w:r>
+    </w:p>
+    <w:p>
+      <w:pPr>
+        <w:pStyle w:val="stats"/>
+        <w:shd w:val="clear" w:color="auto" w:fill="FFFFFF"/>
+        <w:spacing w:before="180" w:beforeAutospacing="0" w:after="120" w:afterAutospacing="0"/>
+        <w:rPr>
+          <w:rFonts w:ascii="Arial" w:hAnsi="Arial" w:cs="Arial"/>
+          <w:color w:val="1F2126"/>
+          <w:sz w:val="20"/>
+          <w:szCs w:val="20"/>
+        </w:rPr>
+      </w:pPr>
+      <w:r>
+        <w:rPr>
+          <w:rFonts w:ascii="Arial" w:hAnsi="Arial" w:cs="Arial"/>
+          <w:color w:val="1F2126"/>
+          <w:sz w:val="20"/>
+          <w:szCs w:val="20"/>
+        </w:rPr>
+        <w:t xml:space="preserve">Temps total </w:t>
+      </w:r>
+      <w:proofErr w:type="spellStart"/>
+      <w:proofErr w:type="gramStart"/>
+      <w:r>
+        <w:rPr>
+          <w:rFonts w:ascii="Arial" w:hAnsi="Arial" w:cs="Arial"/>
+          <w:color w:val="1F2126"/>
+          <w:sz w:val="20"/>
+          <w:szCs w:val="20"/>
+        </w:rPr>
+        <w:t>d’exécution</w:t>
+      </w:r>
+      <w:proofErr w:type="spellEnd"/>
+      <w:r>
+        <w:rPr>
+          <w:rFonts w:ascii="Arial" w:hAnsi="Arial" w:cs="Arial"/>
+          <w:color w:val="1F2126"/>
+          <w:sz w:val="20"/>
+          <w:szCs w:val="20"/>
+        </w:rPr>
+        <w:t xml:space="preserve"> :</w:t>
+      </w:r>
+      <w:proofErr w:type="gramEnd"/>
+      <w:r>
+        <w:rPr>
+          <w:rFonts w:ascii="Arial" w:hAnsi="Arial" w:cs="Arial"/>
+          <w:color w:val="1F2126"/>
+          <w:sz w:val="20"/>
+          <w:szCs w:val="20"/>
+        </w:rPr>
+        <w:t xml:space="preserve"> 4 </w:t>
+      </w:r>
+      <w:proofErr w:type="spellStart"/>
+      <w:r>
+        <w:rPr>
+          <w:rFonts w:ascii="Arial" w:hAnsi="Arial" w:cs="Arial"/>
+          <w:color w:val="1F2126"/>
+          <w:sz w:val="20"/>
+          <w:szCs w:val="20"/>
+        </w:rPr>
+        <w:t>millisecondes</w:t>
+      </w:r>
+      <w:proofErr w:type="spellEnd"/>
+      <w:r>
+        <w:rPr>
+          <w:rFonts w:ascii="Arial" w:hAnsi="Arial" w:cs="Arial"/>
+          <w:color w:val="1F2126"/>
+          <w:sz w:val="20"/>
+          <w:szCs w:val="20"/>
+        </w:rPr>
+        <w:t>.</w:t>
+      </w:r>
+      <w:bookmarkStart w:id="0" w:name="_GoBack"/>
+      <w:bookmarkEnd w:id="0"/>
     </w:p>
     <w:p>
       <w:pPr>
@@ -844,6 +1006,618 @@
           <w:rFonts w:ascii="Helvetica" w:eastAsia="Times New Roman" w:hAnsi="Helvetica" w:cs="Helvetica"/>
           <w:color w:val="1F2126"/>
           <w:szCs w:val="24"/>
+          <w:lang w:val="fr-FR"/>
+        </w:rPr>
+        <w:t> !</w:t>
+      </w:r>
+    </w:p>
+    <w:p>
+      <w:pPr>
+        <w:tabs>
+          <w:tab w:val="left" w:pos="0"/>
+        </w:tabs>
+        <w:rPr>
+          <w:sz w:val="32"/>
+          <w:szCs w:val="32"/>
+          <w:lang w:val="fr-FR"/>
+        </w:rPr>
+      </w:pPr>
+    </w:p>
+    <w:p>
+      <w:pPr>
+        <w:pBdr>
+          <w:bottom w:val="dotted" w:sz="6" w:space="5" w:color="000000"/>
+        </w:pBdr>
+        <w:spacing w:after="0" w:line="240" w:lineRule="auto"/>
+        <w:textAlignment w:val="baseline"/>
+        <w:outlineLvl w:val="2"/>
+        <w:rPr>
+          <w:rFonts w:ascii="Arial" w:eastAsia="Times New Roman" w:hAnsi="Arial" w:cs="Arial"/>
+          <w:b/>
+          <w:bCs/>
+          <w:color w:val="FFFFFF"/>
+          <w:sz w:val="26"/>
+          <w:szCs w:val="26"/>
+          <w:lang w:val="fr-FR"/>
+        </w:rPr>
+      </w:pPr>
+      <w:r>
+        <w:rPr>
+          <w:rFonts w:ascii="Arial" w:eastAsia="Times New Roman" w:hAnsi="Arial" w:cs="Arial"/>
+          <w:b/>
+          <w:bCs/>
+          <w:color w:val="FFFFFF"/>
+          <w:sz w:val="26"/>
+          <w:szCs w:val="26"/>
+          <w:lang w:val="fr-FR"/>
+        </w:rPr>
+        <w:t>Désolé ! Les erreurs suivantes ont été trouvées : (2)</w:t>
+      </w:r>
+    </w:p>
+    <w:p>
+      <w:pPr>
+        <w:shd w:val="clear" w:color="auto" w:fill="EEEEEE"/>
+        <w:spacing w:after="0" w:line="240" w:lineRule="auto"/>
+        <w:textAlignment w:val="baseline"/>
+        <w:outlineLvl w:val="3"/>
+        <w:rPr>
+          <w:rFonts w:ascii="Verdana" w:eastAsia="Times New Roman" w:hAnsi="Verdana" w:cs="Helvetica"/>
+          <w:b/>
+          <w:bCs/>
+          <w:i/>
+          <w:iCs/>
+          <w:color w:val="000000"/>
+          <w:sz w:val="22"/>
+        </w:rPr>
+      </w:pPr>
+      <w:proofErr w:type="gramStart"/>
+      <w:r>
+        <w:rPr>
+          <w:rFonts w:ascii="Verdana" w:eastAsia="Times New Roman" w:hAnsi="Verdana" w:cs="Helvetica"/>
+          <w:b/>
+          <w:bCs/>
+          <w:i/>
+          <w:iCs/>
+          <w:color w:val="000000"/>
+          <w:sz w:val="22"/>
+        </w:rPr>
+        <w:t>URI :</w:t>
+      </w:r>
+      <w:proofErr w:type="gramEnd"/>
+      <w:r>
+        <w:rPr>
+          <w:rFonts w:ascii="Verdana" w:eastAsia="Times New Roman" w:hAnsi="Verdana" w:cs="Helvetica"/>
+          <w:b/>
+          <w:bCs/>
+          <w:i/>
+          <w:iCs/>
+          <w:color w:val="000000"/>
+          <w:sz w:val="22"/>
+        </w:rPr>
+        <w:t xml:space="preserve"> style.css</w:t>
+      </w:r>
+    </w:p>
+    <w:tbl>
+      <w:tblPr>
+        <w:tblW w:w="17890" w:type="dxa"/>
+        <w:tblBorders>
+          <w:right w:val="single" w:sz="6" w:space="0" w:color="CCCCCC"/>
+        </w:tblBorders>
+        <w:tblCellMar>
+          <w:top w:w="15" w:type="dxa"/>
+          <w:left w:w="15" w:type="dxa"/>
+          <w:bottom w:w="15" w:type="dxa"/>
+          <w:right w:w="15" w:type="dxa"/>
+        </w:tblCellMar>
+        <w:tblLook w:val="04A0" w:firstRow="1" w:lastRow="0" w:firstColumn="1" w:lastColumn="0" w:noHBand="0" w:noVBand="1"/>
+      </w:tblPr>
+      <w:tblGrid>
+        <w:gridCol w:w="720"/>
+        <w:gridCol w:w="3420"/>
+        <w:gridCol w:w="13750"/>
+      </w:tblGrid>
+      <w:tr>
+        <w:tc>
+          <w:tcPr>
+            <w:tcW w:w="720" w:type="dxa"/>
+            <w:tcBorders>
+              <w:top w:val="nil"/>
+              <w:left w:val="nil"/>
+              <w:bottom w:val="nil"/>
+              <w:right w:val="nil"/>
+            </w:tcBorders>
+            <w:shd w:val="clear" w:color="auto" w:fill="E1E1E1"/>
+            <w:tcMar>
+              <w:top w:w="90" w:type="dxa"/>
+              <w:left w:w="90" w:type="dxa"/>
+              <w:bottom w:w="90" w:type="dxa"/>
+              <w:right w:w="90" w:type="dxa"/>
+            </w:tcMar>
+            <w:vAlign w:val="center"/>
+            <w:hideMark/>
+          </w:tcPr>
+          <w:p>
+            <w:pPr>
+              <w:spacing w:after="0" w:line="288" w:lineRule="atLeast"/>
+              <w:jc w:val="right"/>
+              <w:rPr>
+                <w:rFonts w:eastAsia="Times New Roman" w:cs="Times New Roman"/>
+                <w:szCs w:val="24"/>
+              </w:rPr>
+            </w:pPr>
+            <w:r>
+              <w:rPr>
+                <w:rFonts w:eastAsia="Times New Roman" w:cs="Times New Roman"/>
+                <w:szCs w:val="24"/>
+              </w:rPr>
+              <w:t>23</w:t>
+            </w:r>
+          </w:p>
+        </w:tc>
+        <w:tc>
+          <w:tcPr>
+            <w:tcW w:w="0" w:type="auto"/>
+            <w:tcBorders>
+              <w:top w:val="dashed" w:sz="2" w:space="0" w:color="999999"/>
+              <w:left w:val="dashed" w:sz="2" w:space="0" w:color="999999"/>
+              <w:bottom w:val="nil"/>
+              <w:right w:val="dashed" w:sz="2" w:space="0" w:color="999999"/>
+            </w:tcBorders>
+            <w:shd w:val="clear" w:color="auto" w:fill="F1F1F1"/>
+            <w:tcMar>
+              <w:top w:w="30" w:type="dxa"/>
+              <w:left w:w="60" w:type="dxa"/>
+              <w:bottom w:w="30" w:type="dxa"/>
+              <w:right w:w="60" w:type="dxa"/>
+            </w:tcMar>
+            <w:vAlign w:val="center"/>
+            <w:hideMark/>
+          </w:tcPr>
+          <w:p>
+            <w:pPr>
+              <w:spacing w:after="0" w:line="288" w:lineRule="atLeast"/>
+              <w:rPr>
+                <w:rFonts w:ascii="Courier New" w:eastAsia="Times New Roman" w:hAnsi="Courier New" w:cs="Courier New"/>
+                <w:szCs w:val="24"/>
+              </w:rPr>
+            </w:pPr>
+            <w:r>
+              <w:rPr>
+                <w:rFonts w:ascii="Courier New" w:eastAsia="Times New Roman" w:hAnsi="Courier New" w:cs="Courier New"/>
+                <w:szCs w:val="24"/>
+              </w:rPr>
+              <w:t>.form-section h1</w:t>
+            </w:r>
+          </w:p>
+        </w:tc>
+        <w:tc>
+          <w:tcPr>
+            <w:tcW w:w="0" w:type="auto"/>
+            <w:tcBorders>
+              <w:top w:val="nil"/>
+              <w:left w:val="nil"/>
+              <w:bottom w:val="nil"/>
+              <w:right w:val="nil"/>
+            </w:tcBorders>
+            <w:tcMar>
+              <w:top w:w="75" w:type="dxa"/>
+              <w:left w:w="240" w:type="dxa"/>
+              <w:bottom w:w="75" w:type="dxa"/>
+              <w:right w:w="240" w:type="dxa"/>
+            </w:tcMar>
+            <w:vAlign w:val="center"/>
+            <w:hideMark/>
+          </w:tcPr>
+          <w:p>
+            <w:pPr>
+              <w:spacing w:after="0" w:line="288" w:lineRule="atLeast"/>
+              <w:rPr>
+                <w:rFonts w:eastAsia="Times New Roman" w:cs="Times New Roman"/>
+                <w:szCs w:val="24"/>
+                <w:lang w:val="fr-FR"/>
+              </w:rPr>
+            </w:pPr>
+            <w:r>
+              <w:rPr>
+                <w:rFonts w:eastAsia="Times New Roman" w:cs="Times New Roman"/>
+                <w:szCs w:val="24"/>
+                <w:lang w:val="fr-FR"/>
+              </w:rPr>
+              <w:t>Propriété erronée : font </w:t>
+            </w:r>
+            <w:r>
+              <w:rPr>
+                <w:rFonts w:ascii="Courier New" w:eastAsia="Times New Roman" w:hAnsi="Courier New" w:cs="Courier New"/>
+                <w:sz w:val="20"/>
+                <w:szCs w:val="20"/>
+                <w:bdr w:val="dashed" w:sz="6" w:space="2" w:color="999999" w:frame="1"/>
+                <w:lang w:val="fr-FR"/>
+              </w:rPr>
+              <w:t>"</w:t>
+            </w:r>
+            <w:proofErr w:type="spellStart"/>
+            <w:r>
+              <w:rPr>
+                <w:rFonts w:ascii="Courier New" w:eastAsia="Times New Roman" w:hAnsi="Courier New" w:cs="Courier New"/>
+                <w:sz w:val="20"/>
+                <w:szCs w:val="20"/>
+                <w:bdr w:val="dashed" w:sz="6" w:space="2" w:color="999999" w:frame="1"/>
+                <w:lang w:val="fr-FR"/>
+              </w:rPr>
+              <w:t>Roboto</w:t>
+            </w:r>
+            <w:proofErr w:type="spellEnd"/>
+            <w:r>
+              <w:rPr>
+                <w:rFonts w:ascii="Courier New" w:eastAsia="Times New Roman" w:hAnsi="Courier New" w:cs="Courier New"/>
+                <w:sz w:val="20"/>
+                <w:szCs w:val="20"/>
+                <w:bdr w:val="dashed" w:sz="6" w:space="2" w:color="999999" w:frame="1"/>
+                <w:lang w:val="fr-FR"/>
+              </w:rPr>
+              <w:t>"</w:t>
+            </w:r>
+            <w:r>
+              <w:rPr>
+                <w:rFonts w:eastAsia="Times New Roman" w:cs="Times New Roman"/>
+                <w:szCs w:val="24"/>
+                <w:lang w:val="fr-FR"/>
+              </w:rPr>
+              <w:t> n'est pas une valeur de </w:t>
+            </w:r>
+            <w:proofErr w:type="spellStart"/>
+            <w:r>
+              <w:rPr>
+                <w:rFonts w:ascii="Courier New" w:eastAsia="Times New Roman" w:hAnsi="Courier New" w:cs="Courier New"/>
+                <w:sz w:val="20"/>
+                <w:szCs w:val="20"/>
+                <w:bdr w:val="dashed" w:sz="6" w:space="2" w:color="999999" w:frame="1"/>
+                <w:lang w:val="fr-FR"/>
+              </w:rPr>
+              <w:t>font</w:t>
+            </w:r>
+            <w:proofErr w:type="spellEnd"/>
+            <w:r>
+              <w:rPr>
+                <w:rFonts w:eastAsia="Times New Roman" w:cs="Times New Roman"/>
+                <w:szCs w:val="24"/>
+                <w:lang w:val="fr-FR"/>
+              </w:rPr>
+              <w:t> : </w:t>
+            </w:r>
+            <w:r>
+              <w:rPr>
+                <w:rFonts w:ascii="Courier New" w:eastAsia="Times New Roman" w:hAnsi="Courier New" w:cs="Courier New"/>
+                <w:szCs w:val="24"/>
+                <w:bdr w:val="dashed" w:sz="6" w:space="2" w:color="999999" w:frame="1"/>
+                <w:lang w:val="fr-FR"/>
+              </w:rPr>
+              <w:t>"</w:t>
+            </w:r>
+            <w:proofErr w:type="spellStart"/>
+            <w:r>
+              <w:rPr>
+                <w:rFonts w:ascii="Courier New" w:eastAsia="Times New Roman" w:hAnsi="Courier New" w:cs="Courier New"/>
+                <w:szCs w:val="24"/>
+                <w:bdr w:val="dashed" w:sz="6" w:space="2" w:color="999999" w:frame="1"/>
+                <w:lang w:val="fr-FR"/>
+              </w:rPr>
+              <w:t>Roboto</w:t>
+            </w:r>
+            <w:proofErr w:type="spellEnd"/>
+            <w:r>
+              <w:rPr>
+                <w:rFonts w:ascii="Courier New" w:eastAsia="Times New Roman" w:hAnsi="Courier New" w:cs="Courier New"/>
+                <w:szCs w:val="24"/>
+                <w:bdr w:val="dashed" w:sz="6" w:space="2" w:color="999999" w:frame="1"/>
+                <w:lang w:val="fr-FR"/>
+              </w:rPr>
+              <w:t>",sans-</w:t>
+            </w:r>
+            <w:proofErr w:type="spellStart"/>
+            <w:r>
+              <w:rPr>
+                <w:rFonts w:ascii="Courier New" w:eastAsia="Times New Roman" w:hAnsi="Courier New" w:cs="Courier New"/>
+                <w:szCs w:val="24"/>
+                <w:bdr w:val="dashed" w:sz="6" w:space="2" w:color="999999" w:frame="1"/>
+                <w:lang w:val="fr-FR"/>
+              </w:rPr>
+              <w:t>serif</w:t>
+            </w:r>
+            <w:proofErr w:type="spellEnd"/>
+          </w:p>
+        </w:tc>
+      </w:tr>
+      <w:tr>
+        <w:tc>
+          <w:tcPr>
+            <w:tcW w:w="720" w:type="dxa"/>
+            <w:tcBorders>
+              <w:top w:val="nil"/>
+              <w:left w:val="nil"/>
+              <w:bottom w:val="nil"/>
+              <w:right w:val="nil"/>
+            </w:tcBorders>
+            <w:shd w:val="clear" w:color="auto" w:fill="E1E1E1"/>
+            <w:tcMar>
+              <w:top w:w="90" w:type="dxa"/>
+              <w:left w:w="90" w:type="dxa"/>
+              <w:bottom w:w="90" w:type="dxa"/>
+              <w:right w:w="90" w:type="dxa"/>
+            </w:tcMar>
+            <w:vAlign w:val="center"/>
+            <w:hideMark/>
+          </w:tcPr>
+          <w:p>
+            <w:pPr>
+              <w:spacing w:after="0" w:line="288" w:lineRule="atLeast"/>
+              <w:jc w:val="right"/>
+              <w:rPr>
+                <w:rFonts w:eastAsia="Times New Roman" w:cs="Times New Roman"/>
+                <w:szCs w:val="24"/>
+              </w:rPr>
+            </w:pPr>
+            <w:r>
+              <w:rPr>
+                <w:rFonts w:eastAsia="Times New Roman" w:cs="Times New Roman"/>
+                <w:szCs w:val="24"/>
+              </w:rPr>
+              <w:t>30</w:t>
+            </w:r>
+          </w:p>
+        </w:tc>
+        <w:tc>
+          <w:tcPr>
+            <w:tcW w:w="0" w:type="auto"/>
+            <w:tcBorders>
+              <w:top w:val="dashed" w:sz="2" w:space="0" w:color="999999"/>
+              <w:left w:val="dashed" w:sz="2" w:space="0" w:color="999999"/>
+              <w:bottom w:val="nil"/>
+              <w:right w:val="dashed" w:sz="2" w:space="0" w:color="999999"/>
+            </w:tcBorders>
+            <w:shd w:val="clear" w:color="auto" w:fill="F1F1F1"/>
+            <w:tcMar>
+              <w:top w:w="30" w:type="dxa"/>
+              <w:left w:w="60" w:type="dxa"/>
+              <w:bottom w:w="30" w:type="dxa"/>
+              <w:right w:w="60" w:type="dxa"/>
+            </w:tcMar>
+            <w:vAlign w:val="center"/>
+            <w:hideMark/>
+          </w:tcPr>
+          <w:p>
+            <w:pPr>
+              <w:spacing w:after="0" w:line="288" w:lineRule="atLeast"/>
+              <w:rPr>
+                <w:rFonts w:ascii="Courier New" w:eastAsia="Times New Roman" w:hAnsi="Courier New" w:cs="Courier New"/>
+                <w:szCs w:val="24"/>
+              </w:rPr>
+            </w:pPr>
+            <w:r>
+              <w:rPr>
+                <w:rFonts w:ascii="Courier New" w:eastAsia="Times New Roman" w:hAnsi="Courier New" w:cs="Courier New"/>
+                <w:szCs w:val="24"/>
+              </w:rPr>
+              <w:t>.form-section h2</w:t>
+            </w:r>
+          </w:p>
+        </w:tc>
+        <w:tc>
+          <w:tcPr>
+            <w:tcW w:w="0" w:type="auto"/>
+            <w:tcBorders>
+              <w:top w:val="nil"/>
+              <w:left w:val="nil"/>
+              <w:bottom w:val="nil"/>
+              <w:right w:val="nil"/>
+            </w:tcBorders>
+            <w:tcMar>
+              <w:top w:w="75" w:type="dxa"/>
+              <w:left w:w="240" w:type="dxa"/>
+              <w:bottom w:w="75" w:type="dxa"/>
+              <w:right w:w="240" w:type="dxa"/>
+            </w:tcMar>
+            <w:vAlign w:val="center"/>
+            <w:hideMark/>
+          </w:tcPr>
+          <w:p>
+            <w:pPr>
+              <w:spacing w:after="0" w:line="288" w:lineRule="atLeast"/>
+              <w:rPr>
+                <w:rFonts w:eastAsia="Times New Roman" w:cs="Times New Roman"/>
+                <w:szCs w:val="24"/>
+                <w:lang w:val="fr-FR"/>
+              </w:rPr>
+            </w:pPr>
+            <w:r>
+              <w:rPr>
+                <w:rFonts w:eastAsia="Times New Roman" w:cs="Times New Roman"/>
+                <w:szCs w:val="24"/>
+                <w:lang w:val="fr-FR"/>
+              </w:rPr>
+              <w:t>Propriété erronée : font </w:t>
+            </w:r>
+            <w:r>
+              <w:rPr>
+                <w:rFonts w:ascii="Courier New" w:eastAsia="Times New Roman" w:hAnsi="Courier New" w:cs="Courier New"/>
+                <w:sz w:val="20"/>
+                <w:szCs w:val="20"/>
+                <w:bdr w:val="dashed" w:sz="6" w:space="2" w:color="999999" w:frame="1"/>
+                <w:lang w:val="fr-FR"/>
+              </w:rPr>
+              <w:t>"</w:t>
+            </w:r>
+            <w:proofErr w:type="spellStart"/>
+            <w:r>
+              <w:rPr>
+                <w:rFonts w:ascii="Courier New" w:eastAsia="Times New Roman" w:hAnsi="Courier New" w:cs="Courier New"/>
+                <w:sz w:val="20"/>
+                <w:szCs w:val="20"/>
+                <w:bdr w:val="dashed" w:sz="6" w:space="2" w:color="999999" w:frame="1"/>
+                <w:lang w:val="fr-FR"/>
+              </w:rPr>
+              <w:t>Roboto</w:t>
+            </w:r>
+            <w:proofErr w:type="spellEnd"/>
+            <w:r>
+              <w:rPr>
+                <w:rFonts w:ascii="Courier New" w:eastAsia="Times New Roman" w:hAnsi="Courier New" w:cs="Courier New"/>
+                <w:sz w:val="20"/>
+                <w:szCs w:val="20"/>
+                <w:bdr w:val="dashed" w:sz="6" w:space="2" w:color="999999" w:frame="1"/>
+                <w:lang w:val="fr-FR"/>
+              </w:rPr>
+              <w:t>"</w:t>
+            </w:r>
+            <w:r>
+              <w:rPr>
+                <w:rFonts w:eastAsia="Times New Roman" w:cs="Times New Roman"/>
+                <w:szCs w:val="24"/>
+                <w:lang w:val="fr-FR"/>
+              </w:rPr>
+              <w:t> n'est pas une valeur de </w:t>
+            </w:r>
+            <w:proofErr w:type="spellStart"/>
+            <w:r>
+              <w:rPr>
+                <w:rFonts w:ascii="Courier New" w:eastAsia="Times New Roman" w:hAnsi="Courier New" w:cs="Courier New"/>
+                <w:sz w:val="20"/>
+                <w:szCs w:val="20"/>
+                <w:bdr w:val="dashed" w:sz="6" w:space="2" w:color="999999" w:frame="1"/>
+                <w:lang w:val="fr-FR"/>
+              </w:rPr>
+              <w:t>font</w:t>
+            </w:r>
+            <w:proofErr w:type="spellEnd"/>
+            <w:r>
+              <w:rPr>
+                <w:rFonts w:eastAsia="Times New Roman" w:cs="Times New Roman"/>
+                <w:szCs w:val="24"/>
+                <w:lang w:val="fr-FR"/>
+              </w:rPr>
+              <w:t> : </w:t>
+            </w:r>
+            <w:r>
+              <w:rPr>
+                <w:rFonts w:ascii="Courier New" w:eastAsia="Times New Roman" w:hAnsi="Courier New" w:cs="Courier New"/>
+                <w:szCs w:val="24"/>
+                <w:bdr w:val="dashed" w:sz="6" w:space="2" w:color="999999" w:frame="1"/>
+                <w:lang w:val="fr-FR"/>
+              </w:rPr>
+              <w:t>"</w:t>
+            </w:r>
+            <w:proofErr w:type="spellStart"/>
+            <w:r>
+              <w:rPr>
+                <w:rFonts w:ascii="Courier New" w:eastAsia="Times New Roman" w:hAnsi="Courier New" w:cs="Courier New"/>
+                <w:szCs w:val="24"/>
+                <w:bdr w:val="dashed" w:sz="6" w:space="2" w:color="999999" w:frame="1"/>
+                <w:lang w:val="fr-FR"/>
+              </w:rPr>
+              <w:t>Roboto</w:t>
+            </w:r>
+            <w:proofErr w:type="spellEnd"/>
+            <w:r>
+              <w:rPr>
+                <w:rFonts w:ascii="Courier New" w:eastAsia="Times New Roman" w:hAnsi="Courier New" w:cs="Courier New"/>
+                <w:szCs w:val="24"/>
+                <w:bdr w:val="dashed" w:sz="6" w:space="2" w:color="999999" w:frame="1"/>
+                <w:lang w:val="fr-FR"/>
+              </w:rPr>
+              <w:t>",sans-</w:t>
+            </w:r>
+            <w:proofErr w:type="spellStart"/>
+            <w:r>
+              <w:rPr>
+                <w:rFonts w:ascii="Courier New" w:eastAsia="Times New Roman" w:hAnsi="Courier New" w:cs="Courier New"/>
+                <w:szCs w:val="24"/>
+                <w:bdr w:val="dashed" w:sz="6" w:space="2" w:color="999999" w:frame="1"/>
+                <w:lang w:val="fr-FR"/>
+              </w:rPr>
+              <w:t>serif</w:t>
+            </w:r>
+            <w:proofErr w:type="spellEnd"/>
+          </w:p>
+        </w:tc>
+      </w:tr>
+    </w:tbl>
+    <w:p>
+      <w:pPr>
+        <w:tabs>
+          <w:tab w:val="left" w:pos="0"/>
+        </w:tabs>
+        <w:rPr>
+          <w:sz w:val="32"/>
+          <w:szCs w:val="32"/>
+          <w:lang w:val="fr-FR"/>
+        </w:rPr>
+      </w:pPr>
+    </w:p>
+    <w:p>
+      <w:pPr>
+        <w:pStyle w:val="Heading3"/>
+        <w:pBdr>
+          <w:bottom w:val="dotted" w:sz="6" w:space="5" w:color="000000"/>
+        </w:pBdr>
+        <w:shd w:val="clear" w:color="auto" w:fill="55B05A"/>
+        <w:spacing w:before="0" w:after="0"/>
+        <w:textAlignment w:val="baseline"/>
+        <w:rPr>
+          <w:rFonts w:ascii="Arial" w:hAnsi="Arial" w:cs="Arial"/>
+          <w:color w:val="FFFFFF"/>
+          <w:sz w:val="26"/>
+          <w:szCs w:val="26"/>
+          <w:lang w:val="fr-FR"/>
+        </w:rPr>
+      </w:pPr>
+      <w:r>
+        <w:rPr>
+          <w:rFonts w:ascii="Arial" w:hAnsi="Arial" w:cs="Arial"/>
+          <w:color w:val="FFFFFF"/>
+          <w:sz w:val="26"/>
+          <w:szCs w:val="26"/>
+          <w:lang w:val="fr-FR"/>
+        </w:rPr>
+        <w:t>Félicitations ! Aucune erreur trouvée.</w:t>
+      </w:r>
+    </w:p>
+    <w:p>
+      <w:pPr>
+        <w:pStyle w:val="NormalWeb"/>
+        <w:shd w:val="clear" w:color="auto" w:fill="FFFFFF"/>
+        <w:spacing w:before="0" w:beforeAutospacing="0" w:after="0" w:afterAutospacing="0" w:line="312" w:lineRule="atLeast"/>
+        <w:textAlignment w:val="baseline"/>
+        <w:rPr>
+          <w:rFonts w:ascii="Helvetica" w:hAnsi="Helvetica" w:cs="Helvetica"/>
+          <w:color w:val="1F2126"/>
+          <w:lang w:val="fr-FR"/>
+        </w:rPr>
+      </w:pPr>
+      <w:r>
+        <w:rPr>
+          <w:rFonts w:ascii="Helvetica" w:hAnsi="Helvetica" w:cs="Helvetica"/>
+          <w:color w:val="1F2126"/>
+          <w:lang w:val="fr-FR"/>
+        </w:rPr>
+        <w:t>Ce document est valide conformément à la recommandation </w:t>
+      </w:r>
+      <w:hyperlink r:id="rId8" w:history="1">
+        <w:r>
+          <w:rPr>
+            <w:rStyle w:val="Hyperlink"/>
+            <w:rFonts w:ascii="Helvetica" w:hAnsi="Helvetica" w:cs="Helvetica"/>
+            <w:color w:val="365D95"/>
+            <w:bdr w:val="none" w:sz="0" w:space="0" w:color="auto" w:frame="1"/>
+            <w:shd w:val="clear" w:color="auto" w:fill="FFFFFF"/>
+            <w:lang w:val="fr-FR"/>
+          </w:rPr>
+          <w:t>CSS niveau 3 + SVG</w:t>
+        </w:r>
+      </w:hyperlink>
+      <w:r>
+        <w:rPr>
+          <w:rFonts w:ascii="Helvetica" w:hAnsi="Helvetica" w:cs="Helvetica"/>
+          <w:color w:val="1F2126"/>
           <w:lang w:val="fr-FR"/>
         </w:rPr>
         <w:t> !</w:t>
@@ -1461,6 +2235,24 @@
       <w:szCs w:val="28"/>
     </w:rPr>
   </w:style>
+  <w:style w:type="paragraph" w:styleId="Heading4">
+    <w:name w:val="heading 4"/>
+    <w:basedOn w:val="Normal"/>
+    <w:link w:val="Heading4Char"/>
+    <w:uiPriority w:val="9"/>
+    <w:qFormat/>
+    <w:rsid w:val="007C1A11"/>
+    <w:pPr>
+      <w:spacing w:before="100" w:beforeAutospacing="1" w:after="100" w:afterAutospacing="1" w:line="240" w:lineRule="auto"/>
+      <w:outlineLvl w:val="3"/>
+    </w:pPr>
+    <w:rPr>
+      <w:rFonts w:eastAsia="Times New Roman" w:cs="Times New Roman"/>
+      <w:b/>
+      <w:bCs/>
+      <w:szCs w:val="24"/>
+    </w:rPr>
+  </w:style>
   <w:style w:type="character" w:default="1" w:styleId="DefaultParagraphFont">
     <w:name w:val="Default Paragraph Font"/>
     <w:uiPriority w:val="1"/>
@@ -1624,6 +2416,60 @@
     <w:rPr>
       <w:color w:val="0000FF"/>
       <w:u w:val="single"/>
+    </w:rPr>
+  </w:style>
+  <w:style w:type="character" w:customStyle="1" w:styleId="Heading4Char">
+    <w:name w:val="Heading 4 Char"/>
+    <w:basedOn w:val="DefaultParagraphFont"/>
+    <w:link w:val="Heading4"/>
+    <w:uiPriority w:val="9"/>
+    <w:rsid w:val="007C1A11"/>
+    <w:rPr>
+      <w:rFonts w:eastAsia="Times New Roman"/>
+      <w:b/>
+      <w:bCs/>
+      <w:szCs w:val="24"/>
+    </w:rPr>
+  </w:style>
+  <w:style w:type="character" w:customStyle="1" w:styleId="exp">
+    <w:name w:val="exp"/>
+    <w:basedOn w:val="DefaultParagraphFont"/>
+    <w:rsid w:val="007C1A11"/>
+  </w:style>
+  <w:style w:type="paragraph" w:customStyle="1" w:styleId="success">
+    <w:name w:val="success"/>
+    <w:basedOn w:val="Normal"/>
+    <w:rsid w:val="007C1A11"/>
+    <w:pPr>
+      <w:spacing w:before="100" w:beforeAutospacing="1" w:after="100" w:afterAutospacing="1" w:line="240" w:lineRule="auto"/>
+    </w:pPr>
+    <w:rPr>
+      <w:rFonts w:eastAsia="Times New Roman" w:cs="Times New Roman"/>
+      <w:szCs w:val="24"/>
+    </w:rPr>
+  </w:style>
+  <w:style w:type="paragraph" w:customStyle="1" w:styleId="msgmediatype">
+    <w:name w:val="msgmediatype"/>
+    <w:basedOn w:val="Normal"/>
+    <w:rsid w:val="007C1A11"/>
+    <w:pPr>
+      <w:spacing w:before="100" w:beforeAutospacing="1" w:after="100" w:afterAutospacing="1" w:line="240" w:lineRule="auto"/>
+    </w:pPr>
+    <w:rPr>
+      <w:rFonts w:eastAsia="Times New Roman" w:cs="Times New Roman"/>
+      <w:szCs w:val="24"/>
+    </w:rPr>
+  </w:style>
+  <w:style w:type="paragraph" w:customStyle="1" w:styleId="stats">
+    <w:name w:val="stats"/>
+    <w:basedOn w:val="Normal"/>
+    <w:rsid w:val="007C1A11"/>
+    <w:pPr>
+      <w:spacing w:before="100" w:beforeAutospacing="1" w:after="100" w:afterAutospacing="1" w:line="240" w:lineRule="auto"/>
+    </w:pPr>
+    <w:rPr>
+      <w:rFonts w:eastAsia="Times New Roman" w:cs="Times New Roman"/>
+      <w:szCs w:val="24"/>
     </w:rPr>
   </w:style>
 </w:styles>
